--- a/research/Lynkk-Competitor-Use-Case-Comparison.docx
+++ b/research/Lynkk-Competitor-Use-Case-Comparison.docx
@@ -2086,33 +2086,42 @@
                 <w:sz w:val="19"/>
                 <w:szCs w:val="19"/>
               </w:rPr>
-              <w:t xml:space="preserve">In the FAQ</w:t>
-            </w:r>
-          </w:p>
-        </w:tc>
-        <w:tc>
-          <w:tcPr>
-            <w:tcW w:type="dxa" w:w="2520"/>
-            <w:tcBorders>
-              <w:top w:val="single" w:color="C9D3DF" w:sz="4"/>
-              <w:left w:val="single" w:color="C9D3DF" w:sz="4"/>
-              <w:bottom w:val="single" w:color="C9D3DF" w:sz="4"/>
-              <w:right w:val="single" w:color="C9D3DF" w:sz="4"/>
-            </w:tcBorders>
-            <w:tcMar>
-              <w:top w:type="dxa" w:w="60"/>
-              <w:left w:type="dxa" w:w="100"/>
-              <w:bottom w:type="dxa" w:w="60"/>
-              <w:right w:type="dxa" w:w="100"/>
-            </w:tcMar>
-          </w:tcPr>
-          <w:p>
-            <w:r>
-              <w:rPr>
-                <w:sz w:val="19"/>
-                <w:szCs w:val="19"/>
-              </w:rPr>
-              <w:t xml:space="preserve">Kept in the FAQ (Free plan, Pro $15/month)</w:t>
+              <w:t xml:space="preserve">Only in the FAQ</w:t>
+            </w:r>
+          </w:p>
+        </w:tc>
+        <w:tc>
+          <w:tcPr>
+            <w:tcW w:type="dxa" w:w="2520"/>
+            <w:tcBorders>
+              <w:top w:val="single" w:color="C9D3DF" w:sz="4"/>
+              <w:left w:val="single" w:color="C9D3DF" w:sz="4"/>
+              <w:bottom w:val="single" w:color="C9D3DF" w:sz="4"/>
+              <w:right w:val="single" w:color="C9D3DF" w:sz="4"/>
+            </w:tcBorders>
+            <w:tcMar>
+              <w:top w:type="dxa" w:w="60"/>
+              <w:left w:type="dxa" w:w="100"/>
+              <w:bottom w:type="dxa" w:w="60"/>
+              <w:right w:type="dxa" w:w="100"/>
+            </w:tcMar>
+          </w:tcPr>
+          <w:p>
+            <w:r>
+              <w:rPr>
+                <w:b/>
+                <w:bCs/>
+                <w:sz w:val="19"/>
+                <w:szCs w:val="19"/>
+              </w:rPr>
+              <w:t xml:space="preserve">Added</w:t>
+            </w:r>
+            <w:r>
+              <w:rPr>
+                <w:sz w:val="19"/>
+                <w:szCs w:val="19"/>
+              </w:rPr>
+              <w:t xml:space="preserve"> a simple Free vs Pro pricing block to every page, with the Pro features that matter for that use case</w:t>
             </w:r>
           </w:p>
         </w:tc>
@@ -3704,7 +3713,17 @@
         <w:t xml:space="preserve">Simpler words</w:t>
       </w:r>
       <w:r>
-        <w:t xml:space="preserve">: replaced "cite" and "citations" with "shows where the answer came from", and "note shape" with "note format".</w:t>
+        <w:t xml:space="preserve">: replaced "cite" and "citations" with "shows where the answer came from", and "note shape" with "note format". 4. </w:t>
+      </w:r>
+      <w:r>
+        <w:rPr>
+          <w:b/>
+          <w:bCs/>
+        </w:rPr>
+        <w:t xml:space="preserve">New "Simple pricing" block</w:t>
+      </w:r>
+      <w:r>
+        <w:t xml:space="preserve"> before the FAQ: Free ($0) vs Pro ($15 a month), with the Pro features for that use case.</w:t>
       </w:r>
     </w:p>
     <w:p>
@@ -3712,7 +3731,7 @@
         <w:spacing w:after="140"/>
       </w:pPr>
       <w:r>
-        <w:t xml:space="preserve">Each page is now about 650 words (up from about 500), and 9 blocks instead of 7.</w:t>
+        <w:t xml:space="preserve">Each page is now about 700 words (up from about 500), and 10 blocks instead of 7.</w:t>
       </w:r>
     </w:p>
     <w:p>
@@ -3796,7 +3815,7 @@
           <w:numId w:val="2"/>
         </w:numPr>
       </w:pPr>
-      <w:hyperlink w:history="1" r:id="rId5basvc7g-ubalk9xwri4z">
+      <w:hyperlink w:history="1" r:id="rId6pa0zre6tmdqxjfp2o_4i">
         <w:r>
           <w:rPr>
             <w:rStyle w:val="Hyperlink"/>
@@ -3807,7 +3826,7 @@
       <w:r>
         <w:t xml:space="preserve">, </w:t>
       </w:r>
-      <w:hyperlink w:history="1" r:id="rIdyr2rr0qstjo1snn2f3mx5">
+      <w:hyperlink w:history="1" r:id="rIdxpt9rfdse8_vjtusrdrfq">
         <w:r>
           <w:rPr>
             <w:rStyle w:val="Hyperlink"/>
@@ -3818,7 +3837,7 @@
       <w:r>
         <w:t xml:space="preserve">, </w:t>
       </w:r>
-      <w:hyperlink w:history="1" r:id="rIdrxfgewfe5jfodj_4y1u4f">
+      <w:hyperlink w:history="1" r:id="rIdfbv16iiplouptwsf1rymj">
         <w:r>
           <w:rPr>
             <w:rStyle w:val="Hyperlink"/>
@@ -3829,7 +3848,7 @@
       <w:r>
         <w:t xml:space="preserve">, </w:t>
       </w:r>
-      <w:hyperlink w:history="1" r:id="rIdplzxoekwg87ihwunxus7t">
+      <w:hyperlink w:history="1" r:id="rId-jdynoqyutgv7h1dmq9zf">
         <w:r>
           <w:rPr>
             <w:rStyle w:val="Hyperlink"/>
@@ -3846,7 +3865,7 @@
           <w:numId w:val="2"/>
         </w:numPr>
       </w:pPr>
-      <w:hyperlink w:history="1" r:id="rIdexkzcytpgkpataqx77pof">
+      <w:hyperlink w:history="1" r:id="rIdeodympqiede8xsne8kb_g">
         <w:r>
           <w:rPr>
             <w:rStyle w:val="Hyperlink"/>
@@ -3857,7 +3876,7 @@
       <w:r>
         <w:t xml:space="preserve">, </w:t>
       </w:r>
-      <w:hyperlink w:history="1" r:id="rIdlafrkkfythkrwutji6gm6">
+      <w:hyperlink w:history="1" r:id="rId5if58fyalhu9dktul6nkb">
         <w:r>
           <w:rPr>
             <w:rStyle w:val="Hyperlink"/>
@@ -3868,7 +3887,7 @@
       <w:r>
         <w:t xml:space="preserve">, </w:t>
       </w:r>
-      <w:hyperlink w:history="1" r:id="rId8_vju2jg0mzsrlsvzhd8w">
+      <w:hyperlink w:history="1" r:id="rIdttvt5edxv4geqozfvdgyd">
         <w:r>
           <w:rPr>
             <w:rStyle w:val="Hyperlink"/>
@@ -3879,7 +3898,7 @@
       <w:r>
         <w:t xml:space="preserve">, </w:t>
       </w:r>
-      <w:hyperlink w:history="1" r:id="rIdl7ediwyv0tsw7thocjclv">
+      <w:hyperlink w:history="1" r:id="rIdqlrrgffupf75da299tzaz">
         <w:r>
           <w:rPr>
             <w:rStyle w:val="Hyperlink"/>
@@ -3896,7 +3915,7 @@
           <w:numId w:val="2"/>
         </w:numPr>
       </w:pPr>
-      <w:hyperlink w:history="1" r:id="rId-_5ojf2bpydq4vvrurgw1">
+      <w:hyperlink w:history="1" r:id="rIdfufweabzblcdkq5kcpwgs">
         <w:r>
           <w:rPr>
             <w:rStyle w:val="Hyperlink"/>
@@ -3907,7 +3926,7 @@
       <w:r>
         <w:t xml:space="preserve">, </w:t>
       </w:r>
-      <w:hyperlink w:history="1" r:id="rIddc5-2nz_l3d0_qqerfhe2">
+      <w:hyperlink w:history="1" r:id="rId8t-zjzfoxu0goum3vpyja">
         <w:r>
           <w:rPr>
             <w:rStyle w:val="Hyperlink"/>
@@ -3924,7 +3943,7 @@
           <w:numId w:val="2"/>
         </w:numPr>
       </w:pPr>
-      <w:hyperlink w:history="1" r:id="rIdum7pkzojmsjyuh4uaqskr">
+      <w:hyperlink w:history="1" r:id="rIdht5kr3ka05ehjlenb2wjl">
         <w:r>
           <w:rPr>
             <w:rStyle w:val="Hyperlink"/>
@@ -3935,7 +3954,7 @@
       <w:r>
         <w:t xml:space="preserve">, </w:t>
       </w:r>
-      <w:hyperlink w:history="1" r:id="rIdbogxavkidbllckot12mmg">
+      <w:hyperlink w:history="1" r:id="rId-axfk_mvgsl4tv4-r2pko">
         <w:r>
           <w:rPr>
             <w:rStyle w:val="Hyperlink"/>
@@ -3946,7 +3965,7 @@
       <w:r>
         <w:t xml:space="preserve">, </w:t>
       </w:r>
-      <w:hyperlink w:history="1" r:id="rId3w4sahrwqg5bvghh3h1av">
+      <w:hyperlink w:history="1" r:id="rIdf7hvjlznc-omxjv8rglfy">
         <w:r>
           <w:rPr>
             <w:rStyle w:val="Hyperlink"/>
